--- a/output/ЧК_слайды_гайд_2026-09-25.docx
+++ b/output/ЧК_слайды_гайд_2026-09-25.docx
@@ -235,7 +235,20 @@
         <w:spacing w:after="60"/>
       </w:pPr>
       <w:r>
-        <w:t xml:space="preserve">Пространство свободно: годовое ведение — у 9,4% рынка, абонементы — 6,1%, курсы — 8,1%, подписка — 0% (все 766 клиник проверены).</w:t>
+        <w:t xml:space="preserve">Пространство свободно: годовое ведение — у 9,4% рынка, абонементы — 6,1%, курсы — 8,1%, подписка — 0% (все 766 клиник проверены; подписка как продукт отвергнута).</w:t>
+      </w:r>
+    </w:p>
+    <w:p>
+      <w:pPr>
+        <w:pStyle w:val="ListParagraph"/>
+        <w:numPr>
+          <w:ilvl w:val="0"/>
+          <w:numId w:val="2"/>
+        </w:numPr>
+        <w:spacing w:after="60"/>
+      </w:pPr>
+      <w:r>
+        <w:t xml:space="preserve">Инструмент удержания: комплексная дерматологическая программа по состоянию («акне — 3 месяца до ремиссии», «год ведения атопика») — пакет с предоплатой; формат рынку знаком (пакеты у 40,7% клиник), дерм-программ по состоянию нет почти ни у кого.</w:t>
       </w:r>
     </w:p>
     <w:p>
@@ -348,6 +361,19 @@
         <w:spacing w:after="60"/>
       </w:pPr>
       <w:r>
+        <w:t xml:space="preserve">Инструмент удержания: абонементы и курсы процедур с DDX-механикой — в каждый абонемент включено ежегодное картирование кожи: клиент приходит за процедурой, врач по протоколу выводит его на дерм- и онко-маршруты. Breakage в P&amp;L не закладываем (возвратность предоплаты, deferred revenue на DD) — ценность в частоте контактов и воронке врачей.</w:t>
+      </w:r>
+    </w:p>
+    <w:p>
+      <w:pPr>
+        <w:pStyle w:val="ListParagraph"/>
+        <w:numPr>
+          <w:ilvl w:val="0"/>
+          <w:numId w:val="2"/>
+        </w:numPr>
+        <w:spacing w:after="60"/>
+      </w:pPr>
+      <w:r>
         <w:t xml:space="preserve">Предупреждение: медиана всех клиник профиля — 7,8% (прибыльны 2 из 11) → модель 2 работает только на фундаменте модели 1.</w:t>
       </w:r>
     </w:p>
@@ -457,6 +483,19 @@
       </w:r>
     </w:p>
     <w:p>
+      <w:pPr>
+        <w:pStyle w:val="ListParagraph"/>
+        <w:numPr>
+          <w:ilvl w:val="0"/>
+          <w:numId w:val="2"/>
+        </w:numPr>
+        <w:spacing w:after="60"/>
+      </w:pPr>
+      <w:r>
+        <w:t xml:space="preserve">Инструмент удержания: годовой «Паспорт кожи» — контракт наблюдения (1–2 картирования в год, дерматоскопия изменений, история снимков, напоминания). Lock-in через данные: уйти = обнулить историю динамики; после каждого удаления пациент переходит в программу по диспансерным интервалам. Семейный формат и B2B/ДМС — множители. Абонемент М2 с включённым картированием — воронка наполнения этой программы.</w:t>
+      </w:r>
+    </w:p>
+    <w:p>
       <w:r>
         <w:br w:type="page"/>
       </w:r>
@@ -514,7 +553,20 @@
         <w:spacing w:after="120"/>
       </w:pPr>
       <w:r>
-        <w:t xml:space="preserve">Таблица: строки «Суть для инвестора / CAPEX / Люди / Срок до эффекта / Влияние на LTV / Доказанность рынком / Главный риск / Вклад в цель» — готова в разделе 6 документа.</w:t>
+        <w:t xml:space="preserve">Таблица: строки «Суть для инвестора / CAPEX / Люди / Срок до эффекта / Влияние на LTV / Инструмент удержания / Доказанность рынком / Главный риск / Вклад в цель» — готова в разделе 6 документа.</w:t>
+      </w:r>
+    </w:p>
+    <w:p>
+      <w:pPr>
+        <w:pStyle w:val="ListParagraph"/>
+        <w:numPr>
+          <w:ilvl w:val="0"/>
+          <w:numId w:val="2"/>
+        </w:numPr>
+        <w:spacing w:after="60"/>
+      </w:pPr>
+      <w:r>
+        <w:t xml:space="preserve">Связка удержания (визуал-стрелка): дерм-программа (М1) → абонемент с включённым картированием (М2) → годовой «Паспорт кожи» (М3) — клиент из любой точки входа остаётся в сети пожизненно.</w:t>
       </w:r>
     </w:p>
     <w:p>
